--- a/Planilhas_importação/Descrição_campos_planilhas/Documentação - Colunas da planilha para importação das unidades.docx
+++ b/Planilhas_importação/Descrição_campos_planilhas/Documentação - Colunas da planilha para importação das unidades.docx
@@ -391,6 +391,24 @@
                 <w:szCs w:val="20"/>
               </w:rPr>
               <w:t>- VENDIDO</w:t>
+            </w:r>
+          </w:p>
+          <w:p>
+            <w:pPr>
+              <w:pStyle w:val="Normal"/>
+              <w:bidi w:val="0"/>
+              <w:jc w:val="left"/>
+              <w:rPr>
+                <w:sz w:val="20"/>
+                <w:szCs w:val="20"/>
+              </w:rPr>
+            </w:pPr>
+            <w:r>
+              <w:rPr>
+                <w:sz w:val="20"/>
+                <w:szCs w:val="20"/>
+              </w:rPr>
+              <w:t>- DISTRATADO</w:t>
             </w:r>
           </w:p>
         </w:tc>
@@ -1415,7 +1433,7 @@
     <w:pPr>
       <w:widowControl/>
       <w:suppressAutoHyphens w:val="true"/>
-      <w:overflowPunct w:val="false"/>
+      <w:overflowPunct w:val="true"/>
       <w:bidi w:val="0"/>
       <w:spacing w:before="0" w:after="0"/>
       <w:jc w:val="left"/>
@@ -1439,8 +1457,8 @@
       <w:spacing w:before="240" w:after="120"/>
     </w:pPr>
     <w:rPr>
-      <w:rFonts w:ascii="Liberation Sans" w:hAnsi="Liberation Sans" w:eastAsia="Microsoft YaHei" w:cs="Arial"/>
-      <w:sz w:val="28"/>
+      <w:rFonts w:ascii="Arial" w:hAnsi="Arial" w:eastAsia="Microsoft YaHei" w:cs="Lucida Sans"/>
+      <w:sz w:val="22"/>
       <w:szCs w:val="28"/>
     </w:rPr>
   </w:style>
@@ -1484,8 +1502,7 @@
       <w:suppressLineNumbers/>
     </w:pPr>
     <w:rPr>
-      <w:rFonts w:cs="Arial"/>
-      <w:lang w:val="zxx" w:eastAsia="zxx" w:bidi="zxx"/>
+      <w:rFonts w:ascii="Arial" w:hAnsi="Arial" w:cs="Lucida Sans"/>
     </w:rPr>
   </w:style>
   <w:style w:type="paragraph" w:styleId="Ttulouser">
@@ -1498,8 +1515,8 @@
       <w:spacing w:before="240" w:after="120"/>
     </w:pPr>
     <w:rPr>
-      <w:rFonts w:ascii="Arial" w:hAnsi="Arial" w:eastAsia="Microsoft YaHei" w:cs="Lucida Sans"/>
-      <w:sz w:val="22"/>
+      <w:rFonts w:ascii="Liberation Sans" w:hAnsi="Liberation Sans" w:eastAsia="Microsoft YaHei" w:cs="Arial"/>
+      <w:sz w:val="28"/>
       <w:szCs w:val="28"/>
     </w:rPr>
   </w:style>
@@ -1511,11 +1528,12 @@
       <w:suppressLineNumbers/>
     </w:pPr>
     <w:rPr>
-      <w:rFonts w:ascii="Arial" w:hAnsi="Arial" w:cs="Lucida Sans"/>
+      <w:rFonts w:cs="Arial"/>
+      <w:lang w:val="zxx" w:eastAsia="zxx" w:bidi="zxx"/>
     </w:rPr>
   </w:style>
-  <w:style w:type="paragraph" w:styleId="Contedodatabela">
-    <w:name w:val="Conteúdo da tabela"/>
+  <w:style w:type="paragraph" w:styleId="Contedodatabelauser">
+    <w:name w:val="Conteúdo da tabela (user)"/>
     <w:basedOn w:val="Normal"/>
     <w:qFormat/>
     <w:pPr>
@@ -1553,8 +1571,8 @@
       <w:sz w:val="20"/>
     </w:rPr>
   </w:style>
-  <w:style w:type="paragraph" w:styleId="Contedodatabelauser">
-    <w:name w:val="Conteúdo da tabela (user)"/>
+  <w:style w:type="paragraph" w:styleId="Contedodatabela">
+    <w:name w:val="Conteúdo da tabela"/>
     <w:basedOn w:val="Normal"/>
     <w:qFormat/>
     <w:pPr>
@@ -1563,9 +1581,9 @@
     </w:pPr>
     <w:rPr/>
   </w:style>
-  <w:style w:type="paragraph" w:styleId="Ttulodetabelauser">
-    <w:name w:val="Título de tabela (user)"/>
-    <w:basedOn w:val="Contedodatabelauser"/>
+  <w:style w:type="paragraph" w:styleId="Ttulodetabela">
+    <w:name w:val="Título de tabela"/>
+    <w:basedOn w:val="Contedodatabela"/>
     <w:qFormat/>
     <w:pPr>
       <w:suppressLineNumbers/>
